--- a/TestStartDP/wwwroot/Resource/Тестове/КМ/КМ Тест 1.docx
+++ b/TestStartDP/wwwroot/Resource/Тестове/КМ/КМ Тест 1.docx
@@ -1,48 +1,80 @@
 
 <file path=word/document.xml><?xml version="1.0" encoding="utf-8"?>
-<w:document xmlns:wpc="http://schemas.microsoft.com/office/word/2010/wordprocessingCanvas" xmlns:cx="http://schemas.microsoft.com/office/drawing/2014/chartex" xmlns:mc="http://schemas.openxmlformats.org/markup-compatibility/2006" xmlns:o="urn:schemas-microsoft-com:office:office" xmlns:r="http://schemas.openxmlformats.org/officeDocument/2006/relationships" xmlns:m="http://schemas.openxmlformats.org/officeDocument/2006/math" xmlns:v="urn:schemas-microsoft-com:vml" xmlns:wp14="http://schemas.microsoft.com/office/word/2010/wordprocessingDrawing" xmlns:wp="http://schemas.openxmlformats.org/drawingml/2006/wordprocessingDrawing" xmlns:w10="urn:schemas-microsoft-com:office:word" xmlns:w="http://schemas.openxmlformats.org/wordprocessingml/2006/main" xmlns:w14="http://schemas.microsoft.com/office/word/2010/wordml" xmlns:w15="http://schemas.microsoft.com/office/word/2012/wordml" xmlns:w16se="http://schemas.microsoft.com/office/word/2015/wordml/symex" xmlns:wpg="http://schemas.microsoft.com/office/word/2010/wordprocessingGroup" xmlns:wpi="http://schemas.microsoft.com/office/word/2010/wordprocessingInk" xmlns:wne="http://schemas.microsoft.com/office/word/2006/wordml" xmlns:wps="http://schemas.microsoft.com/office/word/2010/wordprocessingShape" mc:Ignorable="w14 w15 w16se wp14">
+<w:document xmlns:wpc="http://schemas.microsoft.com/office/word/2010/wordprocessingCanvas" xmlns:cx="http://schemas.microsoft.com/office/drawing/2014/chartex" xmlns:cx1="http://schemas.microsoft.com/office/drawing/2015/9/8/chartex" xmlns:cx2="http://schemas.microsoft.com/office/drawing/2015/10/21/chartex" xmlns:cx3="http://schemas.microsoft.com/office/drawing/2016/5/9/chartex" xmlns:cx4="http://schemas.microsoft.com/office/drawing/2016/5/10/chartex" xmlns:cx5="http://schemas.microsoft.com/office/drawing/2016/5/11/chartex" xmlns:cx6="http://schemas.microsoft.com/office/drawing/2016/5/12/chartex" xmlns:cx7="http://schemas.microsoft.com/office/drawing/2016/5/13/chartex" xmlns:cx8="http://schemas.microsoft.com/office/drawing/2016/5/14/chartex" xmlns:mc="http://schemas.openxmlformats.org/markup-compatibility/2006" xmlns:aink="http://schemas.microsoft.com/office/drawing/2016/ink" xmlns:am3d="http://schemas.microsoft.com/office/drawing/2017/model3d" xmlns:o="urn:schemas-microsoft-com:office:office" xmlns:oel="http://schemas.microsoft.com/office/2019/extlst" xmlns:r="http://schemas.openxmlformats.org/officeDocument/2006/relationships" xmlns:m="http://schemas.openxmlformats.org/officeDocument/2006/math" xmlns:v="urn:schemas-microsoft-com:vml" xmlns:wp14="http://schemas.microsoft.com/office/word/2010/wordprocessingDrawing" xmlns:wp="http://schemas.openxmlformats.org/drawingml/2006/wordprocessingDrawing" xmlns:w10="urn:schemas-microsoft-com:office:word" xmlns:w="http://schemas.openxmlformats.org/wordprocessingml/2006/main" xmlns:w14="http://schemas.microsoft.com/office/word/2010/wordml" xmlns:w15="http://schemas.microsoft.com/office/word/2012/wordml" xmlns:w16cex="http://schemas.microsoft.com/office/word/2018/wordml/cex" xmlns:w16cid="http://schemas.microsoft.com/office/word/2016/wordml/cid" xmlns:w16="http://schemas.microsoft.com/office/word/2018/wordml" xmlns:w16sdtdh="http://schemas.microsoft.com/office/word/2020/wordml/sdtdatahash" xmlns:w16se="http://schemas.microsoft.com/office/word/2015/wordml/symex" xmlns:wpg="http://schemas.microsoft.com/office/word/2010/wordprocessingGroup" xmlns:wpi="http://schemas.microsoft.com/office/word/2010/wordprocessingInk" xmlns:wne="http://schemas.microsoft.com/office/word/2006/wordml" xmlns:wps="http://schemas.microsoft.com/office/word/2010/wordprocessingShape" mc:Ignorable="w14 w15 w16se w16cid w16 w16cex w16sdtdh wp14">
   <w:body>
     <w:p>
       <w:pPr>
-        <w:shd w:val="clear" w:color="auto" w:fill="FFFFFF"/>
-        <w:spacing w:after="0" w:line="504" w:lineRule="atLeast"/>
-        <w:outlineLvl w:val="0"/>
-        <w:rPr>
-          <w:rFonts w:ascii="Verdana" w:eastAsia="Times New Roman" w:hAnsi="Verdana" w:cs="Times New Roman"/>
-          <w:color w:val="222222"/>
-          <w:spacing w:val="-15"/>
-          <w:kern w:val="36"/>
-          <w:sz w:val="48"/>
-          <w:szCs w:val="48"/>
-          <w:lang w:eastAsia="bg-BG"/>
+        <w:pStyle w:val="2"/>
+        <w:pBdr>
+          <w:bottom w:val="thinThickSmallGap" w:sz="24" w:space="1" w:color="auto"/>
+        </w:pBdr>
+        <w:spacing w:line="360" w:lineRule="auto"/>
+        <w:ind w:right="-666" w:hanging="284"/>
+        <w:rPr>
+          <w:sz w:val="20"/>
+          <w:u w:val="none"/>
+          <w:lang w:val="ru-RU"/>
         </w:rPr>
       </w:pPr>
       <w:r>
         <w:rPr>
-          <w:rFonts w:ascii="Verdana" w:eastAsia="Times New Roman" w:hAnsi="Verdana" w:cs="Times New Roman"/>
-          <w:color w:val="222222"/>
-          <w:spacing w:val="-15"/>
-          <w:kern w:val="36"/>
-          <w:sz w:val="48"/>
-          <w:szCs w:val="48"/>
-          <w:lang w:eastAsia="bg-BG"/>
-        </w:rPr>
-        <w:t>Примерен тест върху компютърни мрежи</w:t>
+          <w:sz w:val="20"/>
+          <w:u w:val="none"/>
+        </w:rPr>
+        <w:t>СОФИЙСКА ПРОФЕСИОНАЛНА ГИМНАЗИЯ ПО ЕЛЕКТРОНИКА “ДЖОН  АТАНАСОВ” - СОФИЯ</w:t>
       </w:r>
     </w:p>
     <w:p>
       <w:pPr>
-        <w:shd w:val="clear" w:color="auto" w:fill="FFFFFF"/>
-        <w:spacing w:after="0" w:line="504" w:lineRule="atLeast"/>
-        <w:outlineLvl w:val="0"/>
-        <w:rPr>
-          <w:rFonts w:ascii="Verdana" w:eastAsia="Times New Roman" w:hAnsi="Verdana" w:cs="Times New Roman"/>
-          <w:color w:val="222222"/>
-          <w:spacing w:val="-15"/>
-          <w:kern w:val="36"/>
-          <w:sz w:val="48"/>
-          <w:szCs w:val="48"/>
-          <w:lang w:eastAsia="bg-BG"/>
+        <w:spacing w:after="0"/>
+        <w:jc w:val="center"/>
+        <w:rPr>
+          <w:rFonts w:ascii="Times New Roman" w:hAnsi="Times New Roman"/>
+          <w:b/>
+          <w:sz w:val="28"/>
+          <w:szCs w:val="28"/>
+        </w:rPr>
+      </w:pPr>
+    </w:p>
+    <w:p>
+      <w:pPr>
+        <w:spacing w:after="0"/>
+        <w:jc w:val="center"/>
+        <w:rPr>
+          <w:rFonts w:ascii="Times New Roman" w:hAnsi="Times New Roman"/>
+          <w:b/>
+          <w:sz w:val="28"/>
+          <w:szCs w:val="28"/>
+        </w:rPr>
+      </w:pPr>
+      <w:r>
+        <w:rPr>
+          <w:rFonts w:ascii="Times New Roman" w:hAnsi="Times New Roman"/>
+          <w:b/>
+          <w:sz w:val="28"/>
+          <w:szCs w:val="28"/>
+        </w:rPr>
+        <w:t>Компютърни мрежи</w:t>
+      </w:r>
+      <w:r>
+        <w:rPr>
+          <w:rFonts w:ascii="Times New Roman" w:hAnsi="Times New Roman"/>
+          <w:b/>
+          <w:sz w:val="28"/>
+          <w:szCs w:val="28"/>
+        </w:rPr>
+        <w:t xml:space="preserve"> тест 1 </w:t>
+      </w:r>
+    </w:p>
+    <w:p>
+      <w:pPr>
+        <w:spacing w:after="0"/>
+        <w:jc w:val="center"/>
+        <w:rPr>
+          <w:rFonts w:ascii="Times New Roman" w:hAnsi="Times New Roman"/>
+          <w:b/>
+          <w:sz w:val="28"/>
+          <w:szCs w:val="28"/>
         </w:rPr>
       </w:pPr>
     </w:p>
@@ -113,7 +145,7 @@
           <w:sz w:val="18"/>
           <w:szCs w:val="18"/>
         </w:rPr>
-        <w:object w:dxaOrig="405" w:dyaOrig="360">
+        <w:object w:dxaOrig="405" w:dyaOrig="360" w14:anchorId="77F720E5">
           <v:shapetype id="_x0000_t75" coordsize="21600,21600" o:spt="75" o:preferrelative="t" path="m@4@5l@4@11@9@11@9@5xe" filled="f" stroked="f">
             <v:stroke joinstyle="miter"/>
             <v:formulas>
@@ -166,7 +198,7 @@
           <w:sz w:val="18"/>
           <w:szCs w:val="18"/>
         </w:rPr>
-        <w:object w:dxaOrig="405" w:dyaOrig="360">
+        <w:object w:dxaOrig="405" w:dyaOrig="360" w14:anchorId="5EB5DF69">
           <v:shape id="_x0000_i1089" type="#_x0000_t75" style="width:20.25pt;height:18pt" o:ole="">
             <v:imagedata r:id="rId4" o:title=""/>
           </v:shape>
@@ -200,7 +232,7 @@
           <w:sz w:val="18"/>
           <w:szCs w:val="18"/>
         </w:rPr>
-        <w:object w:dxaOrig="405" w:dyaOrig="360">
+        <w:object w:dxaOrig="405" w:dyaOrig="360" w14:anchorId="0248A07B">
           <v:shape id="_x0000_i1092" type="#_x0000_t75" style="width:20.25pt;height:18pt" o:ole="">
             <v:imagedata r:id="rId4" o:title=""/>
           </v:shape>
@@ -234,7 +266,7 @@
           <w:sz w:val="18"/>
           <w:szCs w:val="18"/>
         </w:rPr>
-        <w:object w:dxaOrig="405" w:dyaOrig="360">
+        <w:object w:dxaOrig="405" w:dyaOrig="360" w14:anchorId="37414049">
           <v:shape id="_x0000_i1095" type="#_x0000_t75" style="width:20.25pt;height:18pt" o:ole="">
             <v:imagedata r:id="rId4" o:title=""/>
           </v:shape>
@@ -300,7 +332,7 @@
         <w:br/>
       </w:r>
       <w:r>
-        <w:object w:dxaOrig="405" w:dyaOrig="360">
+        <w:object w:dxaOrig="405" w:dyaOrig="360" w14:anchorId="5D4C13CD">
           <v:shape id="_x0000_i1098" type="#_x0000_t75" style="width:20.25pt;height:18pt" o:ole="">
             <v:imagedata r:id="rId4" o:title=""/>
           </v:shape>
@@ -327,7 +359,7 @@
         <w:br/>
       </w:r>
       <w:r>
-        <w:object w:dxaOrig="405" w:dyaOrig="360">
+        <w:object w:dxaOrig="405" w:dyaOrig="360" w14:anchorId="4AA083CD">
           <v:shape id="_x0000_i1101" type="#_x0000_t75" style="width:20.25pt;height:18pt" o:ole="">
             <v:imagedata r:id="rId4" o:title=""/>
           </v:shape>
@@ -354,7 +386,7 @@
         <w:br/>
       </w:r>
       <w:r>
-        <w:object w:dxaOrig="405" w:dyaOrig="360">
+        <w:object w:dxaOrig="405" w:dyaOrig="360" w14:anchorId="0AED31A2">
           <v:shape id="_x0000_i1104" type="#_x0000_t75" style="width:20.25pt;height:18pt" o:ole="">
             <v:imagedata r:id="rId4" o:title=""/>
           </v:shape>
@@ -420,7 +452,7 @@
         <w:br/>
       </w:r>
       <w:r>
-        <w:object w:dxaOrig="405" w:dyaOrig="360">
+        <w:object w:dxaOrig="405" w:dyaOrig="360" w14:anchorId="4895C561">
           <v:shape id="_x0000_i1107" type="#_x0000_t75" style="width:20.25pt;height:18pt" o:ole="">
             <v:imagedata r:id="rId4" o:title=""/>
           </v:shape>
@@ -447,7 +479,7 @@
         <w:br/>
       </w:r>
       <w:r>
-        <w:object w:dxaOrig="405" w:dyaOrig="360">
+        <w:object w:dxaOrig="405" w:dyaOrig="360" w14:anchorId="34C1F68D">
           <v:shape id="_x0000_i1110" type="#_x0000_t75" style="width:20.25pt;height:18pt" o:ole="">
             <v:imagedata r:id="rId4" o:title=""/>
           </v:shape>
@@ -474,7 +506,7 @@
         <w:br/>
       </w:r>
       <w:r>
-        <w:object w:dxaOrig="405" w:dyaOrig="360">
+        <w:object w:dxaOrig="405" w:dyaOrig="360" w14:anchorId="101C50AC">
           <v:shape id="_x0000_i1113" type="#_x0000_t75" style="width:20.25pt;height:18pt" o:ole="">
             <v:imagedata r:id="rId4" o:title=""/>
           </v:shape>
@@ -501,7 +533,7 @@
         <w:br/>
       </w:r>
       <w:r>
-        <w:object w:dxaOrig="405" w:dyaOrig="360">
+        <w:object w:dxaOrig="405" w:dyaOrig="360" w14:anchorId="294F9AF8">
           <v:shape id="_x0000_i1116" type="#_x0000_t75" style="width:20.25pt;height:18pt" o:ole="">
             <v:imagedata r:id="rId4" o:title=""/>
           </v:shape>
@@ -567,7 +599,7 @@
         <w:br/>
       </w:r>
       <w:r>
-        <w:object w:dxaOrig="405" w:dyaOrig="360">
+        <w:object w:dxaOrig="405" w:dyaOrig="360" w14:anchorId="6DF8F6AE">
           <v:shape id="_x0000_i1119" type="#_x0000_t75" style="width:20.25pt;height:18pt" o:ole="">
             <v:imagedata r:id="rId4" o:title=""/>
           </v:shape>
@@ -594,7 +626,7 @@
         <w:br/>
       </w:r>
       <w:r>
-        <w:object w:dxaOrig="405" w:dyaOrig="360">
+        <w:object w:dxaOrig="405" w:dyaOrig="360" w14:anchorId="031C6235">
           <v:shape id="_x0000_i1122" type="#_x0000_t75" style="width:20.25pt;height:18pt" o:ole="">
             <v:imagedata r:id="rId4" o:title=""/>
           </v:shape>
@@ -621,7 +653,7 @@
         <w:br/>
       </w:r>
       <w:r>
-        <w:object w:dxaOrig="405" w:dyaOrig="360">
+        <w:object w:dxaOrig="405" w:dyaOrig="360" w14:anchorId="72F03B6E">
           <v:shape id="_x0000_i1125" type="#_x0000_t75" style="width:20.25pt;height:18pt" o:ole="">
             <v:imagedata r:id="rId4" o:title=""/>
           </v:shape>
@@ -648,7 +680,7 @@
         <w:br/>
       </w:r>
       <w:r>
-        <w:object w:dxaOrig="405" w:dyaOrig="360">
+        <w:object w:dxaOrig="405" w:dyaOrig="360" w14:anchorId="0524E34D">
           <v:shape id="_x0000_i1128" type="#_x0000_t75" style="width:20.25pt;height:18pt" o:ole="">
             <v:imagedata r:id="rId4" o:title=""/>
           </v:shape>
@@ -714,7 +746,7 @@
         <w:br/>
       </w:r>
       <w:r>
-        <w:object w:dxaOrig="405" w:dyaOrig="360">
+        <w:object w:dxaOrig="405" w:dyaOrig="360" w14:anchorId="7330C095">
           <v:shape id="_x0000_i1131" type="#_x0000_t75" style="width:20.25pt;height:18pt" o:ole="">
             <v:imagedata r:id="rId4" o:title=""/>
           </v:shape>
@@ -741,7 +773,7 @@
         <w:br/>
       </w:r>
       <w:r>
-        <w:object w:dxaOrig="405" w:dyaOrig="360">
+        <w:object w:dxaOrig="405" w:dyaOrig="360" w14:anchorId="30591C80">
           <v:shape id="_x0000_i1134" type="#_x0000_t75" style="width:20.25pt;height:18pt" o:ole="">
             <v:imagedata r:id="rId4" o:title=""/>
           </v:shape>
@@ -768,7 +800,7 @@
         <w:br/>
       </w:r>
       <w:r>
-        <w:object w:dxaOrig="405" w:dyaOrig="360">
+        <w:object w:dxaOrig="405" w:dyaOrig="360" w14:anchorId="65A72474">
           <v:shape id="_x0000_i1137" type="#_x0000_t75" style="width:20.25pt;height:18pt" o:ole="">
             <v:imagedata r:id="rId4" o:title=""/>
           </v:shape>
@@ -795,7 +827,7 @@
         <w:br/>
       </w:r>
       <w:r>
-        <w:object w:dxaOrig="405" w:dyaOrig="360">
+        <w:object w:dxaOrig="405" w:dyaOrig="360" w14:anchorId="582E5AB1">
           <v:shape id="_x0000_i1140" type="#_x0000_t75" style="width:20.25pt;height:18pt" o:ole="">
             <v:imagedata r:id="rId4" o:title=""/>
           </v:shape>
@@ -861,7 +893,7 @@
         <w:br/>
       </w:r>
       <w:r>
-        <w:object w:dxaOrig="405" w:dyaOrig="360">
+        <w:object w:dxaOrig="405" w:dyaOrig="360" w14:anchorId="055A2F5E">
           <v:shape id="_x0000_i1143" type="#_x0000_t75" style="width:20.25pt;height:18pt" o:ole="">
             <v:imagedata r:id="rId4" o:title=""/>
           </v:shape>
@@ -888,7 +920,7 @@
         <w:br/>
       </w:r>
       <w:r>
-        <w:object w:dxaOrig="405" w:dyaOrig="360">
+        <w:object w:dxaOrig="405" w:dyaOrig="360" w14:anchorId="6FD7CE4F">
           <v:shape id="_x0000_i1146" type="#_x0000_t75" style="width:20.25pt;height:18pt" o:ole="">
             <v:imagedata r:id="rId4" o:title=""/>
           </v:shape>
@@ -915,7 +947,7 @@
         <w:br/>
       </w:r>
       <w:r>
-        <w:object w:dxaOrig="405" w:dyaOrig="360">
+        <w:object w:dxaOrig="405" w:dyaOrig="360" w14:anchorId="4512B080">
           <v:shape id="_x0000_i1149" type="#_x0000_t75" style="width:20.25pt;height:18pt" o:ole="">
             <v:imagedata r:id="rId4" o:title=""/>
           </v:shape>
@@ -942,7 +974,7 @@
         <w:br/>
       </w:r>
       <w:r>
-        <w:object w:dxaOrig="405" w:dyaOrig="360">
+        <w:object w:dxaOrig="405" w:dyaOrig="360" w14:anchorId="7909E574">
           <v:shape id="_x0000_i1152" type="#_x0000_t75" style="width:20.25pt;height:18pt" o:ole="">
             <v:imagedata r:id="rId4" o:title=""/>
           </v:shape>
@@ -1008,7 +1040,7 @@
         <w:br/>
       </w:r>
       <w:r>
-        <w:object w:dxaOrig="405" w:dyaOrig="360">
+        <w:object w:dxaOrig="405" w:dyaOrig="360" w14:anchorId="0BB493DF">
           <v:shape id="_x0000_i1155" type="#_x0000_t75" style="width:20.25pt;height:18pt" o:ole="">
             <v:imagedata r:id="rId4" o:title=""/>
           </v:shape>
@@ -1035,7 +1067,7 @@
         <w:br/>
       </w:r>
       <w:r>
-        <w:object w:dxaOrig="405" w:dyaOrig="360">
+        <w:object w:dxaOrig="405" w:dyaOrig="360" w14:anchorId="299987E3">
           <v:shape id="_x0000_i1158" type="#_x0000_t75" style="width:20.25pt;height:18pt" o:ole="">
             <v:imagedata r:id="rId4" o:title=""/>
           </v:shape>
@@ -1062,7 +1094,8 @@
         <w:br/>
       </w:r>
       <w:r>
-        <w:object w:dxaOrig="405" w:dyaOrig="360">
+        <w:lastRenderedPageBreak/>
+        <w:object w:dxaOrig="405" w:dyaOrig="360" w14:anchorId="01FED9F3">
           <v:shape id="_x0000_i1161" type="#_x0000_t75" style="width:20.25pt;height:18pt" o:ole="">
             <v:imagedata r:id="rId4" o:title=""/>
           </v:shape>
@@ -1089,7 +1122,7 @@
         <w:br/>
       </w:r>
       <w:r>
-        <w:object w:dxaOrig="405" w:dyaOrig="360">
+        <w:object w:dxaOrig="405" w:dyaOrig="360" w14:anchorId="28FBE185">
           <v:shape id="_x0000_i1164" type="#_x0000_t75" style="width:20.25pt;height:18pt" o:ole="">
             <v:imagedata r:id="rId4" o:title=""/>
           </v:shape>
@@ -1131,7 +1164,6 @@
           <w:szCs w:val="18"/>
           <w:shd w:val="clear" w:color="auto" w:fill="FFFFFF"/>
         </w:rPr>
-        <w:lastRenderedPageBreak/>
         <w:t>8</w:t>
       </w:r>
       <w:r>
@@ -1146,19 +1178,17 @@
         </w:rPr>
         <w:t>. Какво е другото име на множествения повторител?</w:t>
       </w:r>
-      <w:bookmarkStart w:id="0" w:name="_GoBack"/>
-      <w:bookmarkEnd w:id="0"/>
-      <w:r>
-        <w:rPr>
-          <w:rFonts w:ascii="Verdana" w:hAnsi="Verdana"/>
-          <w:color w:val="111111"/>
-          <w:sz w:val="18"/>
-          <w:szCs w:val="18"/>
-        </w:rPr>
-        <w:br/>
-      </w:r>
-      <w:r>
-        <w:object w:dxaOrig="405" w:dyaOrig="360">
+      <w:r>
+        <w:rPr>
+          <w:rFonts w:ascii="Verdana" w:hAnsi="Verdana"/>
+          <w:color w:val="111111"/>
+          <w:sz w:val="18"/>
+          <w:szCs w:val="18"/>
+        </w:rPr>
+        <w:br/>
+      </w:r>
+      <w:r>
+        <w:object w:dxaOrig="405" w:dyaOrig="360" w14:anchorId="62078588">
           <v:shape id="_x0000_i1167" type="#_x0000_t75" style="width:20.25pt;height:18pt" o:ole="">
             <v:imagedata r:id="rId4" o:title=""/>
           </v:shape>
@@ -1185,7 +1215,7 @@
         <w:br/>
       </w:r>
       <w:r>
-        <w:object w:dxaOrig="405" w:dyaOrig="360">
+        <w:object w:dxaOrig="405" w:dyaOrig="360" w14:anchorId="559A978F">
           <v:shape id="_x0000_i1170" type="#_x0000_t75" style="width:20.25pt;height:18pt" o:ole="">
             <v:imagedata r:id="rId4" o:title=""/>
           </v:shape>
@@ -1212,7 +1242,7 @@
         <w:br/>
       </w:r>
       <w:r>
-        <w:object w:dxaOrig="405" w:dyaOrig="360">
+        <w:object w:dxaOrig="405" w:dyaOrig="360" w14:anchorId="26B52B08">
           <v:shape id="_x0000_i1173" type="#_x0000_t75" style="width:20.25pt;height:18pt" o:ole="">
             <v:imagedata r:id="rId4" o:title=""/>
           </v:shape>
@@ -1239,7 +1269,7 @@
         <w:br/>
       </w:r>
       <w:r>
-        <w:object w:dxaOrig="405" w:dyaOrig="360">
+        <w:object w:dxaOrig="405" w:dyaOrig="360" w14:anchorId="0F40A2D5">
           <v:shape id="_x0000_i1176" type="#_x0000_t75" style="width:20.25pt;height:18pt" o:ole="">
             <v:imagedata r:id="rId4" o:title=""/>
           </v:shape>
@@ -1305,7 +1335,7 @@
         <w:br/>
       </w:r>
       <w:r>
-        <w:object w:dxaOrig="405" w:dyaOrig="360">
+        <w:object w:dxaOrig="405" w:dyaOrig="360" w14:anchorId="3DB37F73">
           <v:shape id="_x0000_i1179" type="#_x0000_t75" style="width:20.25pt;height:18pt" o:ole="">
             <v:imagedata r:id="rId4" o:title=""/>
           </v:shape>
@@ -1332,7 +1362,7 @@
         <w:br/>
       </w:r>
       <w:r>
-        <w:object w:dxaOrig="405" w:dyaOrig="360">
+        <w:object w:dxaOrig="405" w:dyaOrig="360" w14:anchorId="2A2D2FDA">
           <v:shape id="_x0000_i1182" type="#_x0000_t75" style="width:20.25pt;height:18pt" o:ole="">
             <v:imagedata r:id="rId4" o:title=""/>
           </v:shape>
@@ -1359,7 +1389,7 @@
         <w:br/>
       </w:r>
       <w:r>
-        <w:object w:dxaOrig="405" w:dyaOrig="360">
+        <w:object w:dxaOrig="405" w:dyaOrig="360" w14:anchorId="22918634">
           <v:shape id="_x0000_i1185" type="#_x0000_t75" style="width:20.25pt;height:18pt" o:ole="">
             <v:imagedata r:id="rId4" o:title=""/>
           </v:shape>
@@ -1386,7 +1416,7 @@
         <w:br/>
       </w:r>
       <w:r>
-        <w:object w:dxaOrig="405" w:dyaOrig="360">
+        <w:object w:dxaOrig="405" w:dyaOrig="360" w14:anchorId="43D641B9">
           <v:shape id="_x0000_i1188" type="#_x0000_t75" style="width:20.25pt;height:18pt" o:ole="">
             <v:imagedata r:id="rId4" o:title=""/>
           </v:shape>
@@ -1461,11 +1491,11 @@
         <w:br/>
       </w:r>
       <w:r>
-        <w:object w:dxaOrig="405" w:dyaOrig="360">
-          <v:shape id="_x0000_i1250" type="#_x0000_t75" style="width:20.25pt;height:18pt" o:ole="">
-            <v:imagedata r:id="rId4" o:title=""/>
-          </v:shape>
-          <w:control r:id="rId40" w:name="DefaultOcxName5" w:shapeid="_x0000_i1250"/>
+        <w:object w:dxaOrig="405" w:dyaOrig="360" w14:anchorId="0DA41EF7">
+          <v:shape id="_x0000_i1191" type="#_x0000_t75" style="width:20.25pt;height:18pt" o:ole="">
+            <v:imagedata r:id="rId4" o:title=""/>
+          </v:shape>
+          <w:control r:id="rId40" w:name="DefaultOcxName5" w:shapeid="_x0000_i1191"/>
         </w:object>
       </w:r>
       <w:r>
@@ -1488,7 +1518,7 @@
         <w:br/>
       </w:r>
       <w:r>
-        <w:object w:dxaOrig="405" w:dyaOrig="360">
+        <w:object w:dxaOrig="405" w:dyaOrig="360" w14:anchorId="6C44AB84">
           <v:shape id="_x0000_i1194" type="#_x0000_t75" style="width:20.25pt;height:18pt" o:ole="">
             <v:imagedata r:id="rId4" o:title=""/>
           </v:shape>
@@ -1515,7 +1545,7 @@
         <w:br/>
       </w:r>
       <w:r>
-        <w:object w:dxaOrig="405" w:dyaOrig="360">
+        <w:object w:dxaOrig="405" w:dyaOrig="360" w14:anchorId="2174D33A">
           <v:shape id="_x0000_i1197" type="#_x0000_t75" style="width:20.25pt;height:18pt" o:ole="">
             <v:imagedata r:id="rId4" o:title=""/>
           </v:shape>
@@ -1542,7 +1572,7 @@
         <w:br/>
       </w:r>
       <w:r>
-        <w:object w:dxaOrig="405" w:dyaOrig="360">
+        <w:object w:dxaOrig="405" w:dyaOrig="360" w14:anchorId="19D81DAE">
           <v:shape id="_x0000_i1200" type="#_x0000_t75" style="width:20.25pt;height:18pt" o:ole="">
             <v:imagedata r:id="rId4" o:title=""/>
           </v:shape>
@@ -1608,7 +1638,7 @@
         <w:br/>
       </w:r>
       <w:r>
-        <w:object w:dxaOrig="405" w:dyaOrig="360">
+        <w:object w:dxaOrig="405" w:dyaOrig="360" w14:anchorId="12F76C3D">
           <v:shape id="_x0000_i1203" type="#_x0000_t75" style="width:20.25pt;height:18pt" o:ole="">
             <v:imagedata r:id="rId4" o:title=""/>
           </v:shape>
@@ -1635,7 +1665,7 @@
         <w:br/>
       </w:r>
       <w:r>
-        <w:object w:dxaOrig="405" w:dyaOrig="360">
+        <w:object w:dxaOrig="405" w:dyaOrig="360" w14:anchorId="39001356">
           <v:shape id="_x0000_i1206" type="#_x0000_t75" style="width:20.25pt;height:18pt" o:ole="">
             <v:imagedata r:id="rId4" o:title=""/>
           </v:shape>
@@ -1662,7 +1692,7 @@
         <w:br/>
       </w:r>
       <w:r>
-        <w:object w:dxaOrig="405" w:dyaOrig="360">
+        <w:object w:dxaOrig="405" w:dyaOrig="360" w14:anchorId="52F2A667">
           <v:shape id="_x0000_i1209" type="#_x0000_t75" style="width:20.25pt;height:18pt" o:ole="">
             <v:imagedata r:id="rId4" o:title=""/>
           </v:shape>
@@ -1689,7 +1719,7 @@
         <w:br/>
       </w:r>
       <w:r>
-        <w:object w:dxaOrig="405" w:dyaOrig="360">
+        <w:object w:dxaOrig="405" w:dyaOrig="360" w14:anchorId="41E6A74B">
           <v:shape id="_x0000_i1212" type="#_x0000_t75" style="width:20.25pt;height:18pt" o:ole="">
             <v:imagedata r:id="rId4" o:title=""/>
           </v:shape>
@@ -1767,7 +1797,7 @@
         <w:br/>
       </w:r>
       <w:r>
-        <w:object w:dxaOrig="405" w:dyaOrig="360">
+        <w:object w:dxaOrig="405" w:dyaOrig="360" w14:anchorId="48ACB4F9">
           <v:shape id="_x0000_i1215" type="#_x0000_t75" style="width:20.25pt;height:18pt" o:ole="">
             <v:imagedata r:id="rId4" o:title=""/>
           </v:shape>
@@ -1794,7 +1824,7 @@
         <w:br/>
       </w:r>
       <w:r>
-        <w:object w:dxaOrig="405" w:dyaOrig="360">
+        <w:object w:dxaOrig="405" w:dyaOrig="360" w14:anchorId="24A78E4C">
           <v:shape id="_x0000_i1218" type="#_x0000_t75" style="width:20.25pt;height:18pt" o:ole="">
             <v:imagedata r:id="rId4" o:title=""/>
           </v:shape>
@@ -1840,7 +1870,7 @@
         <w:br/>
       </w:r>
       <w:r>
-        <w:object w:dxaOrig="405" w:dyaOrig="360">
+        <w:object w:dxaOrig="405" w:dyaOrig="360" w14:anchorId="4B0ACB48">
           <v:shape id="_x0000_i1221" type="#_x0000_t75" style="width:20.25pt;height:18pt" o:ole="">
             <v:imagedata r:id="rId4" o:title=""/>
           </v:shape>
@@ -1867,7 +1897,7 @@
         <w:br/>
       </w:r>
       <w:r>
-        <w:object w:dxaOrig="405" w:dyaOrig="360">
+        <w:object w:dxaOrig="405" w:dyaOrig="360" w14:anchorId="7825628B">
           <v:shape id="_x0000_i1224" type="#_x0000_t75" style="width:20.25pt;height:18pt" o:ole="">
             <v:imagedata r:id="rId4" o:title=""/>
           </v:shape>
@@ -1913,7 +1943,7 @@
         <w:br/>
       </w:r>
       <w:r>
-        <w:object w:dxaOrig="405" w:dyaOrig="360">
+        <w:object w:dxaOrig="405" w:dyaOrig="360" w14:anchorId="4D426316">
           <v:shape id="_x0000_i1227" type="#_x0000_t75" style="width:20.25pt;height:18pt" o:ole="">
             <v:imagedata r:id="rId4" o:title=""/>
           </v:shape>
@@ -1940,7 +1970,7 @@
         <w:br/>
       </w:r>
       <w:r>
-        <w:object w:dxaOrig="405" w:dyaOrig="360">
+        <w:object w:dxaOrig="405" w:dyaOrig="360" w14:anchorId="06E00EC0">
           <v:shape id="_x0000_i1230" type="#_x0000_t75" style="width:20.25pt;height:18pt" o:ole="">
             <v:imagedata r:id="rId4" o:title=""/>
           </v:shape>
@@ -1986,7 +2016,7 @@
         <w:br/>
       </w:r>
       <w:r>
-        <w:object w:dxaOrig="405" w:dyaOrig="360">
+        <w:object w:dxaOrig="405" w:dyaOrig="360" w14:anchorId="5CA2815D">
           <v:shape id="_x0000_i1233" type="#_x0000_t75" style="width:20.25pt;height:18pt" o:ole="">
             <v:imagedata r:id="rId4" o:title=""/>
           </v:shape>
@@ -2013,7 +2043,7 @@
         <w:br/>
       </w:r>
       <w:r>
-        <w:object w:dxaOrig="405" w:dyaOrig="360">
+        <w:object w:dxaOrig="405" w:dyaOrig="360" w14:anchorId="6149ADAA">
           <v:shape id="_x0000_i1236" type="#_x0000_t75" style="width:20.25pt;height:18pt" o:ole="">
             <v:imagedata r:id="rId4" o:title=""/>
           </v:shape>
@@ -2059,7 +2089,7 @@
         <w:br/>
       </w:r>
       <w:r>
-        <w:object w:dxaOrig="405" w:dyaOrig="360">
+        <w:object w:dxaOrig="405" w:dyaOrig="360" w14:anchorId="62984DA3">
           <v:shape id="_x0000_i1239" type="#_x0000_t75" style="width:20.25pt;height:18pt" o:ole="">
             <v:imagedata r:id="rId4" o:title=""/>
           </v:shape>
@@ -2086,7 +2116,7 @@
         <w:br/>
       </w:r>
       <w:r>
-        <w:object w:dxaOrig="405" w:dyaOrig="360">
+        <w:object w:dxaOrig="405" w:dyaOrig="360" w14:anchorId="07E7623A">
           <v:shape id="_x0000_i1242" type="#_x0000_t75" style="width:20.25pt;height:18pt" o:ole="">
             <v:imagedata r:id="rId4" o:title=""/>
           </v:shape>
@@ -2120,6 +2150,7 @@
           <w:szCs w:val="18"/>
           <w:shd w:val="clear" w:color="auto" w:fill="FFFFFF"/>
         </w:rPr>
+        <w:lastRenderedPageBreak/>
         <w:t>- Конекторът RG-45 се използва при кабелите с усукани двойки проводници</w:t>
       </w:r>
       <w:r>
@@ -2132,7 +2163,7 @@
         <w:br/>
       </w:r>
       <w:r>
-        <w:object w:dxaOrig="405" w:dyaOrig="360">
+        <w:object w:dxaOrig="405" w:dyaOrig="360" w14:anchorId="52AFEFC9">
           <v:shape id="_x0000_i1245" type="#_x0000_t75" style="width:20.25pt;height:18pt" o:ole="">
             <v:imagedata r:id="rId4" o:title=""/>
           </v:shape>
@@ -2159,7 +2190,7 @@
         <w:br/>
       </w:r>
       <w:r>
-        <w:object w:dxaOrig="405" w:dyaOrig="360">
+        <w:object w:dxaOrig="405" w:dyaOrig="360" w14:anchorId="428ECC02">
           <v:shape id="_x0000_i1248" type="#_x0000_t75" style="width:20.25pt;height:18pt" o:ole="">
             <v:imagedata r:id="rId4" o:title=""/>
           </v:shape>
@@ -2188,7 +2219,7 @@
 </file>
 
 <file path=word/styles.xml><?xml version="1.0" encoding="utf-8"?>
-<w:styles xmlns:mc="http://schemas.openxmlformats.org/markup-compatibility/2006" xmlns:r="http://schemas.openxmlformats.org/officeDocument/2006/relationships" xmlns:w="http://schemas.openxmlformats.org/wordprocessingml/2006/main" xmlns:w14="http://schemas.microsoft.com/office/word/2010/wordml" xmlns:w15="http://schemas.microsoft.com/office/word/2012/wordml" xmlns:w16se="http://schemas.microsoft.com/office/word/2015/wordml/symex" mc:Ignorable="w14 w15 w16se">
+<w:styles xmlns:mc="http://schemas.openxmlformats.org/markup-compatibility/2006" xmlns:r="http://schemas.openxmlformats.org/officeDocument/2006/relationships" xmlns:w="http://schemas.openxmlformats.org/wordprocessingml/2006/main" xmlns:w14="http://schemas.microsoft.com/office/word/2010/wordml" xmlns:w15="http://schemas.microsoft.com/office/word/2012/wordml" xmlns:w16cex="http://schemas.microsoft.com/office/word/2018/wordml/cex" xmlns:w16cid="http://schemas.microsoft.com/office/word/2016/wordml/cid" xmlns:w16="http://schemas.microsoft.com/office/word/2018/wordml" xmlns:w16sdtdh="http://schemas.microsoft.com/office/word/2020/wordml/sdtdatahash" xmlns:w16se="http://schemas.microsoft.com/office/word/2015/wordml/symex" mc:Ignorable="w14 w15 w16se w16cid w16 w16cex w16sdtdh">
   <w:docDefaults>
     <w:rPrDefault>
       <w:rPr>
@@ -2204,7 +2235,7 @@
       </w:pPr>
     </w:pPrDefault>
   </w:docDefaults>
-  <w:latentStyles w:defLockedState="0" w:defUIPriority="99" w:defSemiHidden="0" w:defUnhideWhenUsed="0" w:defQFormat="0" w:count="371">
+  <w:latentStyles w:defLockedState="0" w:defUIPriority="99" w:defSemiHidden="0" w:defUnhideWhenUsed="0" w:defQFormat="0" w:count="376">
     <w:lsdException w:name="Normal" w:uiPriority="0" w:qFormat="1"/>
     <w:lsdException w:name="heading 1" w:uiPriority="9" w:qFormat="1"/>
     <w:lsdException w:name="heading 2" w:semiHidden="1" w:uiPriority="9" w:unhideWhenUsed="1" w:qFormat="1"/>
@@ -2285,7 +2316,7 @@
     <w:lsdException w:name="Body Text First Indent" w:semiHidden="1" w:unhideWhenUsed="1"/>
     <w:lsdException w:name="Body Text First Indent 2" w:semiHidden="1" w:unhideWhenUsed="1"/>
     <w:lsdException w:name="Note Heading" w:semiHidden="1" w:unhideWhenUsed="1"/>
-    <w:lsdException w:name="Body Text 2" w:semiHidden="1" w:unhideWhenUsed="1"/>
+    <w:lsdException w:name="Body Text 2" w:semiHidden="1" w:uiPriority="0" w:unhideWhenUsed="1"/>
     <w:lsdException w:name="Body Text 3" w:semiHidden="1" w:unhideWhenUsed="1"/>
     <w:lsdException w:name="Body Text Indent 2" w:semiHidden="1" w:unhideWhenUsed="1"/>
     <w:lsdException w:name="Body Text Indent 3" w:semiHidden="1" w:unhideWhenUsed="1"/>
@@ -2310,7 +2341,6 @@
     <w:lsdException w:name="HTML Sample" w:semiHidden="1" w:unhideWhenUsed="1"/>
     <w:lsdException w:name="HTML Typewriter" w:semiHidden="1" w:unhideWhenUsed="1"/>
     <w:lsdException w:name="HTML Variable" w:semiHidden="1" w:unhideWhenUsed="1"/>
-    <w:lsdException w:name="Normal Table" w:semiHidden="1" w:unhideWhenUsed="1"/>
     <w:lsdException w:name="annotation subject" w:semiHidden="1" w:unhideWhenUsed="1"/>
     <w:lsdException w:name="No List" w:semiHidden="1" w:unhideWhenUsed="1"/>
     <w:lsdException w:name="Outline List 1" w:semiHidden="1" w:unhideWhenUsed="1"/>
@@ -2353,11 +2383,8 @@
     <w:lsdException w:name="Table Contemporary" w:semiHidden="1" w:unhideWhenUsed="1"/>
     <w:lsdException w:name="Table Elegant" w:semiHidden="1" w:unhideWhenUsed="1"/>
     <w:lsdException w:name="Table Professional" w:semiHidden="1" w:unhideWhenUsed="1"/>
-    <w:lsdException w:name="Table Subtle 1" w:semiHidden="1" w:unhideWhenUsed="1"/>
     <w:lsdException w:name="Table Subtle 2" w:semiHidden="1" w:unhideWhenUsed="1"/>
     <w:lsdException w:name="Table Web 1" w:semiHidden="1" w:unhideWhenUsed="1"/>
-    <w:lsdException w:name="Table Web 2" w:semiHidden="1" w:unhideWhenUsed="1"/>
-    <w:lsdException w:name="Table Web 3" w:semiHidden="1" w:unhideWhenUsed="1"/>
     <w:lsdException w:name="Balloon Text" w:semiHidden="1" w:unhideWhenUsed="1"/>
     <w:lsdException w:name="Table Grid" w:uiPriority="39"/>
     <w:lsdException w:name="Table Theme" w:semiHidden="1" w:unhideWhenUsed="1"/>
@@ -2576,18 +2603,23 @@
     <w:lsdException w:name="List Table 5 Dark Accent 6" w:uiPriority="50"/>
     <w:lsdException w:name="List Table 6 Colorful Accent 6" w:uiPriority="51"/>
     <w:lsdException w:name="List Table 7 Colorful Accent 6" w:uiPriority="52"/>
+    <w:lsdException w:name="Mention" w:semiHidden="1" w:unhideWhenUsed="1"/>
+    <w:lsdException w:name="Smart Hyperlink" w:semiHidden="1" w:unhideWhenUsed="1"/>
+    <w:lsdException w:name="Hashtag" w:semiHidden="1" w:unhideWhenUsed="1"/>
+    <w:lsdException w:name="Unresolved Mention" w:semiHidden="1" w:unhideWhenUsed="1"/>
+    <w:lsdException w:name="Smart Link" w:semiHidden="1" w:unhideWhenUsed="1"/>
   </w:latentStyles>
-  <w:style w:type="paragraph" w:default="1" w:styleId="Normal">
+  <w:style w:type="paragraph" w:default="1" w:styleId="a">
     <w:name w:val="Normal"/>
     <w:qFormat/>
   </w:style>
-  <w:style w:type="character" w:default="1" w:styleId="DefaultParagraphFont">
+  <w:style w:type="character" w:default="1" w:styleId="a0">
     <w:name w:val="Default Paragraph Font"/>
     <w:uiPriority w:val="1"/>
     <w:semiHidden/>
     <w:unhideWhenUsed/>
   </w:style>
-  <w:style w:type="table" w:default="1" w:styleId="TableNormal">
+  <w:style w:type="table" w:default="1" w:styleId="a1">
     <w:name w:val="Normal Table"/>
     <w:uiPriority w:val="99"/>
     <w:semiHidden/>
@@ -2602,17 +2634,17 @@
       </w:tblCellMar>
     </w:tblPr>
   </w:style>
-  <w:style w:type="numbering" w:default="1" w:styleId="NoList">
+  <w:style w:type="numbering" w:default="1" w:styleId="a2">
     <w:name w:val="No List"/>
     <w:uiPriority w:val="99"/>
     <w:semiHidden/>
     <w:unhideWhenUsed/>
   </w:style>
-  <w:style w:type="paragraph" w:styleId="z-TopofForm">
+  <w:style w:type="paragraph" w:styleId="z-">
     <w:name w:val="HTML Top of Form"/>
-    <w:basedOn w:val="Normal"/>
-    <w:next w:val="Normal"/>
-    <w:link w:val="z-TopofFormChar"/>
+    <w:basedOn w:val="a"/>
+    <w:next w:val="a"/>
+    <w:link w:val="z-0"/>
     <w:hidden/>
     <w:uiPriority w:val="99"/>
     <w:semiHidden/>
@@ -2632,10 +2664,10 @@
       <w:szCs w:val="16"/>
     </w:rPr>
   </w:style>
-  <w:style w:type="character" w:customStyle="1" w:styleId="z-TopofFormChar">
-    <w:name w:val="z-Top of Form Char"/>
-    <w:basedOn w:val="DefaultParagraphFont"/>
-    <w:link w:val="z-TopofForm"/>
+  <w:style w:type="character" w:customStyle="1" w:styleId="z-0">
+    <w:name w:val="z-Начало формуляр Знак"/>
+    <w:basedOn w:val="a0"/>
+    <w:link w:val="z-"/>
     <w:uiPriority w:val="99"/>
     <w:semiHidden/>
     <w:rsid w:val="00232806"/>
@@ -2646,11 +2678,11 @@
       <w:szCs w:val="16"/>
     </w:rPr>
   </w:style>
-  <w:style w:type="paragraph" w:styleId="z-BottomofForm">
+  <w:style w:type="paragraph" w:styleId="z-1">
     <w:name w:val="HTML Bottom of Form"/>
-    <w:basedOn w:val="Normal"/>
-    <w:next w:val="Normal"/>
-    <w:link w:val="z-BottomofFormChar"/>
+    <w:basedOn w:val="a"/>
+    <w:next w:val="a"/>
+    <w:link w:val="z-2"/>
     <w:hidden/>
     <w:uiPriority w:val="99"/>
     <w:semiHidden/>
@@ -2670,10 +2702,10 @@
       <w:szCs w:val="16"/>
     </w:rPr>
   </w:style>
-  <w:style w:type="character" w:customStyle="1" w:styleId="z-BottomofFormChar">
-    <w:name w:val="z-Bottom of Form Char"/>
-    <w:basedOn w:val="DefaultParagraphFont"/>
-    <w:link w:val="z-BottomofForm"/>
+  <w:style w:type="character" w:customStyle="1" w:styleId="z-2">
+    <w:name w:val="z-Край формуляр Знак"/>
+    <w:basedOn w:val="a0"/>
+    <w:link w:val="z-1"/>
     <w:uiPriority w:val="99"/>
     <w:semiHidden/>
     <w:rsid w:val="00232806"/>
@@ -2682,6 +2714,39 @@
       <w:vanish/>
       <w:sz w:val="16"/>
       <w:szCs w:val="16"/>
+    </w:rPr>
+  </w:style>
+  <w:style w:type="paragraph" w:styleId="2">
+    <w:name w:val="Body Text 2"/>
+    <w:basedOn w:val="a"/>
+    <w:link w:val="20"/>
+    <w:semiHidden/>
+    <w:unhideWhenUsed/>
+    <w:rsid w:val="00DF167B"/>
+    <w:pPr>
+      <w:spacing w:after="0" w:line="240" w:lineRule="auto"/>
+      <w:jc w:val="center"/>
+    </w:pPr>
+    <w:rPr>
+      <w:rFonts w:ascii="Times New Roman" w:eastAsia="Times New Roman" w:hAnsi="Times New Roman" w:cs="Times New Roman"/>
+      <w:b/>
+      <w:sz w:val="24"/>
+      <w:szCs w:val="20"/>
+      <w:u w:val="single"/>
+    </w:rPr>
+  </w:style>
+  <w:style w:type="character" w:customStyle="1" w:styleId="20">
+    <w:name w:val="Основен текст 2 Знак"/>
+    <w:basedOn w:val="a0"/>
+    <w:link w:val="2"/>
+    <w:semiHidden/>
+    <w:rsid w:val="00DF167B"/>
+    <w:rPr>
+      <w:rFonts w:ascii="Times New Roman" w:eastAsia="Times New Roman" w:hAnsi="Times New Roman" w:cs="Times New Roman"/>
+      <w:b/>
+      <w:sz w:val="24"/>
+      <w:szCs w:val="20"/>
+      <w:u w:val="single"/>
     </w:rPr>
   </w:style>
 </w:styles>
